--- a/pr-preview/pr-124/distributions.docx
+++ b/pr-preview/pr-124/distributions.docx
@@ -15,7 +15,7 @@
         <w:pStyle w:val="Date"/>
       </w:pPr>
       <w:r>
-        <w:t xml:space="preserve">Last modified: 2026-10-13 21:12:56 (PDT)</w:t>
+        <w:t xml:space="preserve">Last modified: 2026-10-13 21:25:58 (PDT)</w:t>
       </w:r>
     </w:p>
     <w:p>
@@ -30853,7 +30853,7 @@
     </w:p>
     <w:bookmarkEnd w:id="92"/>
     <w:bookmarkEnd w:id="93"/>
-    <w:bookmarkStart w:id="129" w:name="sec-mvn"/>
+    <w:bookmarkStart w:id="130" w:name="sec-mvn"/>
     <w:p>
       <w:pPr>
         <w:pStyle w:val="Heading2"/>
@@ -37304,7 +37304,7 @@
       <w:r>
         <w:t xml:space="preserve">(</w:t>
       </w:r>
-      <w:hyperlink r:id="rId105">
+      <w:hyperlink r:id="rId117">
         <w:r>
           <w:rPr>
             <w:rStyle w:val="Hyperlink"/>
@@ -37412,7 +37412,7 @@
       <w:r>
         <w:t xml:space="preserve">(</w:t>
       </w:r>
-      <w:hyperlink r:id="rId117">
+      <w:hyperlink r:id="rId118">
         <w:r>
           <w:rPr>
             <w:rStyle w:val="Hyperlink"/>
@@ -37458,7 +37458,7 @@
       <w:r>
         <w:t xml:space="preserve"> </w:t>
       </w:r>
-      <w:hyperlink r:id="rId118">
+      <w:hyperlink r:id="rId119">
         <w:r>
           <w:rPr>
             <w:rStyle w:val="Hyperlink"/>
@@ -37490,7 +37490,7 @@
         <w:t xml:space="preserve">variables as its remark describes.</w:t>
       </w:r>
     </w:p>
-    <w:bookmarkStart w:id="119" w:name="cor-mvn-uncorrelated-indpt"/>
+    <w:bookmarkStart w:id="120" w:name="cor-mvn-uncorrelated-indpt"/>
     <w:p>
       <w:pPr>
         <w:pStyle w:val="BodyText"/>
@@ -37766,7 +37766,7 @@
         <w:t xml:space="preserve">.</w:t>
       </w:r>
     </w:p>
-    <w:bookmarkEnd w:id="119"/>
+    <w:bookmarkEnd w:id="120"/>
     <w:p>
       <w:pPr>
         <w:pStyle w:val="BodyText"/>
@@ -37951,7 +37951,7 @@
       <w:r>
         <w:t xml:space="preserve">(</w:t>
       </w:r>
-      <w:hyperlink r:id="rId120">
+      <w:hyperlink r:id="rId121">
         <w:r>
           <w:rPr>
             <w:rStyle w:val="Hyperlink"/>
@@ -38134,7 +38134,7 @@
       <w:r>
         <w:t xml:space="preserve">(</w:t>
       </w:r>
-      <w:hyperlink r:id="rId117">
+      <w:hyperlink r:id="rId118">
         <w:r>
           <w:rPr>
             <w:rStyle w:val="Hyperlink"/>
@@ -38333,7 +38333,7 @@
       <w:r>
         <w:t xml:space="preserve"> </w:t>
       </w:r>
-      <w:hyperlink r:id="rId121">
+      <w:hyperlink r:id="rId122">
         <w:r>
           <w:rPr>
             <w:rStyle w:val="Hyperlink"/>
@@ -38440,7 +38440,7 @@
       <w:r>
         <w:t xml:space="preserve"> </w:t>
       </w:r>
-      <w:hyperlink r:id="rId122">
+      <w:hyperlink r:id="rId123">
         <w:r>
           <w:rPr>
             <w:rStyle w:val="Hyperlink"/>
@@ -38475,7 +38475,7 @@
       <w:r>
         <w:t xml:space="preserve">(</w:t>
       </w:r>
-      <w:hyperlink r:id="rId123">
+      <w:hyperlink r:id="rId124">
         <w:r>
           <w:rPr>
             <w:rStyle w:val="Hyperlink"/>
@@ -38521,7 +38521,7 @@
       <w:r>
         <w:t xml:space="preserve">(</w:t>
       </w:r>
-      <w:hyperlink r:id="rId124">
+      <w:hyperlink r:id="rId125">
         <w:r>
           <w:rPr>
             <w:rStyle w:val="Hyperlink"/>
@@ -38533,7 +38533,7 @@
         <w:t xml:space="preserve">).</w:t>
       </w:r>
     </w:p>
-    <w:bookmarkStart w:id="126" w:name="thm-mahalanobis-eigen"/>
+    <w:bookmarkStart w:id="127" w:name="thm-mahalanobis-eigen"/>
     <w:p>
       <w:pPr>
         <w:pStyle w:val="BodyText"/>
@@ -38571,7 +38571,7 @@
       <w:r>
         <w:t xml:space="preserve"> </w:t>
       </w:r>
-      <w:hyperlink r:id="rId125">
+      <w:hyperlink r:id="rId126">
         <w:r>
           <w:rPr>
             <w:rStyle w:val="Hyperlink"/>
@@ -38992,7 +38992,7 @@
         </m:oMath>
       </m:oMathPara>
     </w:p>
-    <w:bookmarkEnd w:id="126"/>
+    <w:bookmarkEnd w:id="127"/>
     <w:p>
       <w:pPr>
         <w:pStyle w:val="FirstParagraph"/>
@@ -40146,7 +40146,7 @@
         <w:t xml:space="preserve">.</w:t>
       </w:r>
     </w:p>
-    <w:bookmarkStart w:id="128" w:name="exm-mahalanobis-eigen"/>
+    <w:bookmarkStart w:id="129" w:name="exm-mahalanobis-eigen"/>
     <w:p>
       <w:pPr>
         <w:pStyle w:val="BodyText"/>
@@ -40508,7 +40508,7 @@
       <w:r>
         <w:t xml:space="preserve">(</w:t>
       </w:r>
-      <w:hyperlink r:id="rId127">
+      <w:hyperlink r:id="rId128">
         <w:r>
           <w:rPr>
             <w:rStyle w:val="Hyperlink"/>
@@ -41653,9 +41653,9 @@
         <w:t xml:space="preserve">are positively correlated.</w:t>
       </w:r>
     </w:p>
-    <w:bookmarkEnd w:id="128"/>
     <w:bookmarkEnd w:id="129"/>
-    <w:bookmarkStart w:id="142" w:name="sec-mixture"/>
+    <w:bookmarkEnd w:id="130"/>
+    <w:bookmarkStart w:id="143" w:name="sec-mixture"/>
     <w:p>
       <w:pPr>
         <w:pStyle w:val="Heading2"/>
@@ -41664,7 +41664,7 @@
         <w:t xml:space="preserve">7 Mixture distributions</w:t>
       </w:r>
     </w:p>
-    <w:bookmarkStart w:id="130" w:name="def-mixture"/>
+    <w:bookmarkStart w:id="131" w:name="def-mixture"/>
     <w:p>
       <w:pPr>
         <w:pStyle w:val="FirstParagraph"/>
@@ -42319,8 +42319,8 @@
         <w:t xml:space="preserve">.</w:t>
       </w:r>
     </w:p>
-    <w:bookmarkEnd w:id="130"/>
-    <w:bookmarkStart w:id="133" w:name="thm-mixture-two-stage"/>
+    <w:bookmarkEnd w:id="131"/>
+    <w:bookmarkStart w:id="134" w:name="thm-mixture-two-stage"/>
     <w:p>
       <w:pPr>
         <w:pStyle w:val="BodyText"/>
@@ -42381,7 +42381,7 @@
       <w:r>
         <w:t xml:space="preserve"> </w:t>
       </w:r>
-      <w:hyperlink r:id="rId131">
+      <w:hyperlink r:id="rId132">
         <w:r>
           <w:rPr>
             <w:rStyle w:val="Hyperlink"/>
@@ -42770,7 +42770,7 @@
       <w:r>
         <w:t xml:space="preserve"> </w:t>
       </w:r>
-      <w:hyperlink r:id="rId132">
+      <w:hyperlink r:id="rId133">
         <w:r>
           <w:rPr>
             <w:rStyle w:val="Hyperlink"/>
@@ -42898,7 +42898,7 @@
         <w:t xml:space="preserve">.</w:t>
       </w:r>
     </w:p>
-    <w:bookmarkEnd w:id="133"/>
+    <w:bookmarkEnd w:id="134"/>
     <w:p>
       <w:pPr>
         <w:pStyle w:val="FirstParagraph"/>
@@ -42919,7 +42919,7 @@
       <w:r>
         <w:t xml:space="preserve"> </w:t>
       </w:r>
-      <w:hyperlink r:id="rId134">
+      <w:hyperlink r:id="rId135">
         <w:r>
           <w:rPr>
             <w:rStyle w:val="Hyperlink"/>
@@ -43143,7 +43143,7 @@
       <w:r>
         <w:t xml:space="preserve"> </w:t>
       </w:r>
-      <w:hyperlink r:id="rId132">
+      <w:hyperlink r:id="rId133">
         <w:r>
           <w:rPr>
             <w:rStyle w:val="Hyperlink"/>
@@ -44315,7 +44315,7 @@
         <w:t xml:space="preserve">.</w:t>
       </w:r>
     </w:p>
-    <w:bookmarkStart w:id="135" w:name="thm-mixture-mean"/>
+    <w:bookmarkStart w:id="136" w:name="thm-mixture-mean"/>
     <w:p>
       <w:pPr>
         <w:pStyle w:val="BodyText"/>
@@ -44629,7 +44629,7 @@
         </m:oMath>
       </m:oMathPara>
     </w:p>
-    <w:bookmarkEnd w:id="135"/>
+    <w:bookmarkEnd w:id="136"/>
     <w:p>
       <w:pPr>
         <w:pStyle w:val="FirstParagraph"/>
@@ -45478,7 +45478,7 @@
       <w:r>
         <w:t xml:space="preserve"> </w:t>
       </w:r>
-      <w:hyperlink r:id="rId136">
+      <w:hyperlink r:id="rId137">
         <w:r>
           <w:rPr>
             <w:rStyle w:val="Hyperlink"/>
@@ -45490,7 +45490,7 @@
         <w:t xml:space="preserve">.</w:t>
       </w:r>
     </w:p>
-    <w:bookmarkStart w:id="137" w:name="thm-mixture-posterior"/>
+    <w:bookmarkStart w:id="138" w:name="thm-mixture-posterior"/>
     <w:p>
       <w:pPr>
         <w:pStyle w:val="BodyText"/>
@@ -45788,7 +45788,7 @@
         </m:oMath>
       </m:oMathPara>
     </w:p>
-    <w:bookmarkEnd w:id="137"/>
+    <w:bookmarkEnd w:id="138"/>
     <w:p>
       <w:pPr>
         <w:pStyle w:val="FirstParagraph"/>
@@ -45870,7 +45870,7 @@
       <w:r>
         <w:t xml:space="preserve"> </w:t>
       </w:r>
-      <w:hyperlink r:id="rId132">
+      <w:hyperlink r:id="rId133">
         <w:r>
           <w:rPr>
             <w:rStyle w:val="Hyperlink"/>
@@ -46298,7 +46298,7 @@
       <w:r>
         <w:t xml:space="preserve"> </w:t>
       </w:r>
-      <w:hyperlink r:id="rId138">
+      <w:hyperlink r:id="rId139">
         <w:r>
           <w:rPr>
             <w:rStyle w:val="Hyperlink"/>
@@ -46456,7 +46456,7 @@
       <w:r>
         <w:t xml:space="preserve"> </w:t>
       </w:r>
-      <w:hyperlink r:id="rId139">
+      <w:hyperlink r:id="rId140">
         <w:r>
           <w:rPr>
             <w:rStyle w:val="Hyperlink"/>
@@ -46574,7 +46574,7 @@
         <w:t xml:space="preserve">.</w:t>
       </w:r>
     </w:p>
-    <w:bookmarkStart w:id="140" w:name="exm-mixture-gaussian"/>
+    <w:bookmarkStart w:id="141" w:name="exm-mixture-gaussian"/>
     <w:p>
       <w:pPr>
         <w:pStyle w:val="BodyText"/>
@@ -47822,7 +47822,7 @@
         <w:t xml:space="preserve">.</w:t>
       </w:r>
     </w:p>
-    <w:bookmarkEnd w:id="140"/>
+    <w:bookmarkEnd w:id="141"/>
     <w:p>
       <w:pPr>
         <w:pStyle w:val="FirstParagraph"/>
@@ -47870,7 +47870,7 @@
         <w:t xml:space="preserve">would describe them poorly.</w:t>
       </w:r>
     </w:p>
-    <w:bookmarkStart w:id="141" w:name="exm-nb-mixture"/>
+    <w:bookmarkStart w:id="142" w:name="exm-nb-mixture"/>
     <w:p>
       <w:pPr>
         <w:pStyle w:val="BodyText"/>
@@ -48140,9 +48140,9 @@
         <w:t xml:space="preserve">).</w:t>
       </w:r>
     </w:p>
-    <w:bookmarkEnd w:id="141"/>
     <w:bookmarkEnd w:id="142"/>
-    <w:bookmarkStart w:id="146" w:name="references"/>
+    <w:bookmarkEnd w:id="143"/>
+    <w:bookmarkStart w:id="147" w:name="references"/>
     <w:p>
       <w:pPr>
         <w:pStyle w:val="Heading2"/>
@@ -48151,8 +48151,8 @@
         <w:t xml:space="preserve">References</w:t>
       </w:r>
     </w:p>
-    <w:bookmarkStart w:id="145" w:name="refs"/>
-    <w:bookmarkStart w:id="144" w:name="ref-CaseBerg01"/>
+    <w:bookmarkStart w:id="146" w:name="refs"/>
+    <w:bookmarkStart w:id="145" w:name="ref-CaseBerg01"/>
     <w:p>
       <w:pPr>
         <w:pStyle w:val="Bibliography"/>
@@ -48176,7 +48176,7 @@
       <w:r>
         <w:t xml:space="preserve"> </w:t>
       </w:r>
-      <w:hyperlink r:id="rId143">
+      <w:hyperlink r:id="rId144">
         <w:r>
           <w:rPr>
             <w:rStyle w:val="Hyperlink"/>
@@ -48188,9 +48188,9 @@
         <w:t xml:space="preserve">.</w:t>
       </w:r>
     </w:p>
-    <w:bookmarkEnd w:id="144"/>
     <w:bookmarkEnd w:id="145"/>
     <w:bookmarkEnd w:id="146"/>
+    <w:bookmarkEnd w:id="147"/>
     <w:sectPr>
       <w:footnotePr>
         <w:numRestart w:val="eachSect"/>
